--- a/docs/Manual de usuario.docx
+++ b/docs/Manual de usuario.docx
@@ -236,447 +236,476 @@
         </w:rPr>
         <w:t>Contraseña</w:t>
       </w:r>
+    </w:p>
+    <w:p>
+      <w:pPr>
+        <w:pStyle w:val="8"/>
+        <w:keepNext w:val="0"/>
+        <w:keepLines w:val="0"/>
+        <w:widowControl/>
+        <w:suppressLineNumbers w:val="0"/>
+        <w:spacing w:line="240" w:lineRule="auto"/>
+        <w:ind w:left="720"/>
+        <w:rPr>
+          <w:rFonts w:hint="default" w:ascii="Calibri" w:hAnsi="Calibri" w:cs="Calibri"/>
+          <w:i w:val="0"/>
+          <w:iCs w:val="0"/>
+          <w:sz w:val="20"/>
+          <w:szCs w:val="20"/>
+          <w:lang w:val="es-ES"/>
+        </w:rPr>
+      </w:pPr>
+      <w:r>
+        <w:rPr>
+          <w:rFonts w:hint="default" w:ascii="Calibri" w:hAnsi="Calibri" w:cs="Calibri"/>
+          <w:i w:val="0"/>
+          <w:iCs w:val="0"/>
+          <w:sz w:val="22"/>
+          <w:szCs w:val="22"/>
+          <w:lang w:val="es-ES"/>
+        </w:rPr>
+        <w:t xml:space="preserve">Codigo de su vivienda  </w:t>
+      </w:r>
+      <w:r>
+        <w:rPr>
+          <w:rFonts w:hint="default" w:ascii="Calibri" w:hAnsi="Calibri" w:cs="Calibri"/>
+          <w:i w:val="0"/>
+          <w:iCs w:val="0"/>
+          <w:sz w:val="20"/>
+          <w:szCs w:val="20"/>
+          <w:lang w:val="es-ES"/>
+        </w:rPr>
+        <w:t>(Proporcionado por el administrador)</w:t>
+      </w:r>
+    </w:p>
+    <w:p>
+      <w:pPr>
+        <w:pStyle w:val="3"/>
+        <w:keepNext w:val="0"/>
+        <w:keepLines w:val="0"/>
+        <w:widowControl/>
+        <w:suppressLineNumbers w:val="0"/>
+        <w:rPr>
+          <w:rFonts w:hint="default" w:ascii="Calibri" w:hAnsi="Calibri" w:cs="Calibri"/>
+          <w:i w:val="0"/>
+          <w:iCs w:val="0"/>
+        </w:rPr>
+      </w:pPr>
+      <w:r>
+        <w:rPr>
+          <w:rFonts w:hint="default" w:ascii="Calibri" w:hAnsi="Calibri" w:cs="Calibri"/>
+          <w:i w:val="0"/>
+          <w:iCs w:val="0"/>
+        </w:rPr>
+        <w:t>Gestión de datos</w:t>
+      </w:r>
+    </w:p>
+    <w:p>
+      <w:pPr>
+        <w:pStyle w:val="8"/>
+        <w:keepNext w:val="0"/>
+        <w:keepLines w:val="0"/>
+        <w:widowControl/>
+        <w:suppressLineNumbers w:val="0"/>
+        <w:rPr>
+          <w:rFonts w:hint="default" w:ascii="Calibri" w:hAnsi="Calibri" w:cs="Calibri"/>
+          <w:i w:val="0"/>
+          <w:iCs w:val="0"/>
+        </w:rPr>
+      </w:pPr>
+      <w:r>
+        <w:rPr>
+          <w:rFonts w:hint="default" w:ascii="Calibri" w:hAnsi="Calibri" w:cs="Calibri"/>
+          <w:i w:val="0"/>
+          <w:iCs w:val="0"/>
+          <w:lang w:val="es-ES"/>
+        </w:rPr>
+        <w:t>Como usuario l</w:t>
+      </w:r>
+      <w:r>
+        <w:rPr>
+          <w:rFonts w:hint="default" w:ascii="Calibri" w:hAnsi="Calibri" w:cs="Calibri"/>
+          <w:i w:val="0"/>
+          <w:iCs w:val="0"/>
+        </w:rPr>
+        <w:t>a aplicación permite:</w:t>
+      </w:r>
+    </w:p>
+    <w:p>
+      <w:pPr>
+        <w:pStyle w:val="8"/>
+        <w:keepNext w:val="0"/>
+        <w:keepLines w:val="0"/>
+        <w:widowControl/>
+        <w:suppressLineNumbers w:val="0"/>
+        <w:ind w:left="720"/>
+        <w:rPr>
+          <w:rFonts w:hint="default" w:ascii="Calibri" w:hAnsi="Calibri" w:cs="Calibri"/>
+          <w:i w:val="0"/>
+          <w:iCs w:val="0"/>
+          <w:sz w:val="22"/>
+          <w:szCs w:val="22"/>
+          <w:lang w:val="es-ES"/>
+        </w:rPr>
+      </w:pPr>
+      <w:r>
+        <w:rPr>
+          <w:rFonts w:hint="default" w:ascii="Calibri" w:hAnsi="Calibri" w:cs="Calibri"/>
+          <w:i w:val="0"/>
+          <w:iCs w:val="0"/>
+          <w:sz w:val="22"/>
+          <w:szCs w:val="22"/>
+          <w:lang w:val="es-ES"/>
+        </w:rPr>
+        <w:t xml:space="preserve">Consultar y Crear Incidencias </w:t>
+      </w:r>
+    </w:p>
+    <w:p>
+      <w:pPr>
+        <w:pStyle w:val="8"/>
+        <w:keepNext w:val="0"/>
+        <w:keepLines w:val="0"/>
+        <w:widowControl/>
+        <w:suppressLineNumbers w:val="0"/>
+        <w:ind w:left="720"/>
+        <w:rPr>
+          <w:rFonts w:hint="default" w:ascii="Calibri" w:hAnsi="Calibri" w:cs="Calibri"/>
+          <w:i w:val="0"/>
+          <w:iCs w:val="0"/>
+          <w:sz w:val="22"/>
+          <w:szCs w:val="22"/>
+          <w:lang w:val="es-ES"/>
+        </w:rPr>
+      </w:pPr>
+      <w:r>
+        <w:rPr>
+          <w:rFonts w:hint="default" w:ascii="Calibri" w:hAnsi="Calibri" w:cs="Calibri"/>
+          <w:i w:val="0"/>
+          <w:iCs w:val="0"/>
+          <w:sz w:val="22"/>
+          <w:szCs w:val="22"/>
+          <w:lang w:val="es-ES"/>
+        </w:rPr>
+        <w:t>Consultar  y Participar en Votaciones</w:t>
+      </w:r>
+    </w:p>
+    <w:p>
+      <w:pPr>
+        <w:pStyle w:val="8"/>
+        <w:keepNext w:val="0"/>
+        <w:keepLines w:val="0"/>
+        <w:widowControl/>
+        <w:suppressLineNumbers w:val="0"/>
+        <w:ind w:left="720"/>
+        <w:rPr>
+          <w:rFonts w:hint="default" w:ascii="Calibri" w:hAnsi="Calibri" w:cs="Calibri"/>
+          <w:i w:val="0"/>
+          <w:iCs w:val="0"/>
+          <w:sz w:val="22"/>
+          <w:szCs w:val="22"/>
+          <w:lang w:val="es-ES"/>
+        </w:rPr>
+      </w:pPr>
+      <w:r>
+        <w:rPr>
+          <w:rFonts w:hint="default" w:ascii="Calibri" w:hAnsi="Calibri" w:cs="Calibri"/>
+          <w:i w:val="0"/>
+          <w:iCs w:val="0"/>
+          <w:sz w:val="22"/>
+          <w:szCs w:val="22"/>
+          <w:lang w:val="es-ES"/>
+        </w:rPr>
+        <w:t>Consultar Avisos</w:t>
+      </w:r>
+    </w:p>
+    <w:p>
+      <w:pPr>
+        <w:pStyle w:val="8"/>
+        <w:keepNext w:val="0"/>
+        <w:keepLines w:val="0"/>
+        <w:widowControl/>
+        <w:suppressLineNumbers w:val="0"/>
+        <w:ind w:left="720"/>
+        <w:rPr>
+          <w:rFonts w:hint="default" w:ascii="Calibri" w:hAnsi="Calibri" w:cs="Calibri"/>
+          <w:i w:val="0"/>
+          <w:iCs w:val="0"/>
+          <w:sz w:val="22"/>
+          <w:szCs w:val="22"/>
+          <w:lang w:val="es-ES"/>
+        </w:rPr>
+      </w:pPr>
+      <w:r>
+        <w:rPr>
+          <w:rFonts w:hint="default" w:ascii="Calibri" w:hAnsi="Calibri" w:cs="Calibri"/>
+          <w:i w:val="0"/>
+          <w:iCs w:val="0"/>
+          <w:sz w:val="22"/>
+          <w:szCs w:val="22"/>
+          <w:lang w:val="es-ES"/>
+        </w:rPr>
+        <w:t>Consultar el listado de Usuarios</w:t>
+      </w:r>
+    </w:p>
+    <w:p>
+      <w:pPr>
+        <w:pStyle w:val="8"/>
+        <w:keepNext w:val="0"/>
+        <w:keepLines w:val="0"/>
+        <w:widowControl/>
+        <w:suppressLineNumbers w:val="0"/>
+        <w:ind w:left="720"/>
+        <w:rPr>
+          <w:rFonts w:hint="default" w:ascii="Calibri" w:hAnsi="Calibri" w:cs="Calibri"/>
+          <w:i w:val="0"/>
+          <w:iCs w:val="0"/>
+          <w:sz w:val="22"/>
+          <w:szCs w:val="22"/>
+          <w:lang w:val="es-ES"/>
+        </w:rPr>
+      </w:pPr>
+      <w:r>
+        <w:rPr>
+          <w:rFonts w:hint="default" w:ascii="Calibri" w:hAnsi="Calibri" w:cs="Calibri"/>
+          <w:i w:val="0"/>
+          <w:iCs w:val="0"/>
+          <w:sz w:val="22"/>
+          <w:szCs w:val="22"/>
+          <w:lang w:val="es-ES"/>
+        </w:rPr>
+        <w:t>Consultar el listado de Viviendas</w:t>
+      </w:r>
+    </w:p>
+    <w:p>
+      <w:pPr>
+        <w:pStyle w:val="8"/>
+        <w:keepNext w:val="0"/>
+        <w:keepLines w:val="0"/>
+        <w:widowControl/>
+        <w:suppressLineNumbers w:val="0"/>
+        <w:ind w:left="720"/>
+        <w:rPr>
+          <w:rFonts w:hint="default" w:ascii="Calibri" w:hAnsi="Calibri" w:cs="Calibri"/>
+          <w:i w:val="0"/>
+          <w:iCs w:val="0"/>
+          <w:lang w:val="es-ES"/>
+        </w:rPr>
+      </w:pPr>
+    </w:p>
+    <w:p>
+      <w:pPr>
+        <w:pStyle w:val="8"/>
+        <w:keepNext w:val="0"/>
+        <w:keepLines w:val="0"/>
+        <w:widowControl/>
+        <w:suppressLineNumbers w:val="0"/>
+        <w:rPr>
+          <w:rFonts w:hint="default" w:ascii="Calibri" w:hAnsi="Calibri" w:cs="Calibri"/>
+          <w:i w:val="0"/>
+          <w:iCs w:val="0"/>
+          <w:lang w:val="es-ES"/>
+        </w:rPr>
+      </w:pPr>
+    </w:p>
+    <w:p>
+      <w:pPr>
+        <w:pStyle w:val="8"/>
+        <w:keepNext w:val="0"/>
+        <w:keepLines w:val="0"/>
+        <w:widowControl/>
+        <w:suppressLineNumbers w:val="0"/>
+        <w:rPr>
+          <w:rFonts w:hint="default" w:ascii="Calibri" w:hAnsi="Calibri" w:cs="Calibri"/>
+          <w:i w:val="0"/>
+          <w:iCs w:val="0"/>
+          <w:lang w:val="es-ES"/>
+        </w:rPr>
+      </w:pPr>
+      <w:r>
+        <w:rPr>
+          <w:rFonts w:hint="default" w:ascii="Calibri" w:hAnsi="Calibri" w:cs="Calibri"/>
+          <w:i w:val="0"/>
+          <w:iCs w:val="0"/>
+          <w:lang w:val="es-ES"/>
+        </w:rPr>
+        <w:t>Como Administrador la aplicacion añades las funciones de:</w:t>
+      </w:r>
+    </w:p>
+    <w:p>
+      <w:pPr>
+        <w:pStyle w:val="8"/>
+        <w:keepNext w:val="0"/>
+        <w:keepLines w:val="0"/>
+        <w:widowControl/>
+        <w:suppressLineNumbers w:val="0"/>
+        <w:ind w:firstLine="708" w:firstLineChars="0"/>
+        <w:rPr>
+          <w:rFonts w:hint="default" w:ascii="Calibri" w:hAnsi="Calibri" w:cs="Calibri"/>
+          <w:i w:val="0"/>
+          <w:iCs w:val="0"/>
+          <w:sz w:val="22"/>
+          <w:szCs w:val="22"/>
+          <w:lang w:val="es-ES"/>
+        </w:rPr>
+      </w:pPr>
+      <w:r>
+        <w:rPr>
+          <w:rFonts w:hint="default" w:ascii="Calibri" w:hAnsi="Calibri" w:cs="Calibri"/>
+          <w:i w:val="0"/>
+          <w:iCs w:val="0"/>
+          <w:sz w:val="22"/>
+          <w:szCs w:val="22"/>
+          <w:lang w:val="es-ES"/>
+        </w:rPr>
+        <w:t>Eliminar y cambiar el estado de las Incidencias</w:t>
+      </w:r>
+    </w:p>
+    <w:p>
+      <w:pPr>
+        <w:pStyle w:val="8"/>
+        <w:keepNext w:val="0"/>
+        <w:keepLines w:val="0"/>
+        <w:widowControl/>
+        <w:suppressLineNumbers w:val="0"/>
+        <w:ind w:firstLine="708" w:firstLineChars="0"/>
+        <w:rPr>
+          <w:rFonts w:hint="default" w:ascii="Calibri" w:hAnsi="Calibri" w:cs="Calibri"/>
+          <w:i w:val="0"/>
+          <w:iCs w:val="0"/>
+          <w:sz w:val="22"/>
+          <w:szCs w:val="22"/>
+          <w:lang w:val="es-ES"/>
+        </w:rPr>
+      </w:pPr>
+      <w:r>
+        <w:rPr>
+          <w:rFonts w:hint="default" w:ascii="Calibri" w:hAnsi="Calibri" w:cs="Calibri"/>
+          <w:i w:val="0"/>
+          <w:iCs w:val="0"/>
+          <w:sz w:val="22"/>
+          <w:szCs w:val="22"/>
+          <w:lang w:val="es-ES"/>
+        </w:rPr>
+        <w:t>Crear y Eliminar Votaciones</w:t>
+      </w:r>
+    </w:p>
+    <w:p>
+      <w:pPr>
+        <w:pStyle w:val="8"/>
+        <w:keepNext w:val="0"/>
+        <w:keepLines w:val="0"/>
+        <w:widowControl/>
+        <w:suppressLineNumbers w:val="0"/>
+        <w:ind w:firstLine="708" w:firstLineChars="0"/>
+        <w:rPr>
+          <w:rFonts w:hint="default" w:ascii="Calibri" w:hAnsi="Calibri" w:cs="Calibri"/>
+          <w:i w:val="0"/>
+          <w:iCs w:val="0"/>
+          <w:sz w:val="22"/>
+          <w:szCs w:val="22"/>
+          <w:lang w:val="es-ES"/>
+        </w:rPr>
+      </w:pPr>
+      <w:r>
+        <w:rPr>
+          <w:rFonts w:hint="default" w:ascii="Calibri" w:hAnsi="Calibri" w:cs="Calibri"/>
+          <w:i w:val="0"/>
+          <w:iCs w:val="0"/>
+          <w:sz w:val="22"/>
+          <w:szCs w:val="22"/>
+          <w:lang w:val="es-ES"/>
+        </w:rPr>
+        <w:t>Crear Avisos</w:t>
+      </w:r>
+    </w:p>
+    <w:p>
+      <w:pPr>
+        <w:pStyle w:val="8"/>
+        <w:keepNext w:val="0"/>
+        <w:keepLines w:val="0"/>
+        <w:widowControl/>
+        <w:suppressLineNumbers w:val="0"/>
+        <w:ind w:firstLine="708" w:firstLineChars="0"/>
+        <w:rPr>
+          <w:rFonts w:hint="default" w:ascii="Calibri" w:hAnsi="Calibri" w:cs="Calibri"/>
+          <w:i w:val="0"/>
+          <w:iCs w:val="0"/>
+          <w:sz w:val="22"/>
+          <w:szCs w:val="22"/>
+          <w:lang w:val="es-ES"/>
+        </w:rPr>
+      </w:pPr>
+      <w:r>
+        <w:rPr>
+          <w:rFonts w:hint="default" w:ascii="Calibri" w:hAnsi="Calibri" w:cs="Calibri"/>
+          <w:i w:val="0"/>
+          <w:iCs w:val="0"/>
+          <w:sz w:val="22"/>
+          <w:szCs w:val="22"/>
+          <w:lang w:val="es-ES"/>
+        </w:rPr>
+        <w:t>Eliminar y cambiar permisos de Usuarios</w:t>
+      </w:r>
+    </w:p>
+    <w:p>
+      <w:pPr>
+        <w:pStyle w:val="8"/>
+        <w:keepNext w:val="0"/>
+        <w:keepLines w:val="0"/>
+        <w:widowControl/>
+        <w:suppressLineNumbers w:val="0"/>
+        <w:ind w:firstLine="708" w:firstLineChars="0"/>
+        <w:rPr>
+          <w:rFonts w:hint="default" w:ascii="Calibri" w:hAnsi="Calibri" w:cs="Calibri"/>
+          <w:i w:val="0"/>
+          <w:iCs w:val="0"/>
+          <w:sz w:val="22"/>
+          <w:szCs w:val="22"/>
+          <w:lang w:val="es-ES"/>
+        </w:rPr>
+      </w:pPr>
+      <w:r>
+        <w:rPr>
+          <w:rFonts w:hint="default" w:ascii="Calibri" w:hAnsi="Calibri" w:cs="Calibri"/>
+          <w:i w:val="0"/>
+          <w:iCs w:val="0"/>
+          <w:sz w:val="22"/>
+          <w:szCs w:val="22"/>
+          <w:lang w:val="es-ES"/>
+        </w:rPr>
+        <w:t>Crear y eliminar Viviendas</w:t>
+      </w:r>
+    </w:p>
+    <w:p>
+      <w:pPr>
+        <w:pStyle w:val="8"/>
+        <w:keepNext w:val="0"/>
+        <w:keepLines w:val="0"/>
+        <w:widowControl/>
+        <w:suppressLineNumbers w:val="0"/>
+        <w:ind w:firstLine="708" w:firstLineChars="0"/>
+        <w:rPr>
+          <w:rFonts w:hint="default" w:ascii="Calibri" w:hAnsi="Calibri" w:cs="Calibri"/>
+          <w:i w:val="0"/>
+          <w:iCs w:val="0"/>
+          <w:sz w:val="22"/>
+          <w:szCs w:val="22"/>
+          <w:lang w:val="es-ES"/>
+        </w:rPr>
+      </w:pPr>
+      <w:r>
+        <w:rPr>
+          <w:rFonts w:hint="default" w:ascii="Calibri" w:hAnsi="Calibri" w:cs="Calibri"/>
+          <w:i w:val="0"/>
+          <w:iCs w:val="0"/>
+          <w:sz w:val="22"/>
+          <w:szCs w:val="22"/>
+          <w:lang w:val="es-ES"/>
+        </w:rPr>
+        <w:t>Consultar el codigo de la vivienda y usuarios de esta</w:t>
+      </w:r>
       <w:bookmarkStart w:id="0" w:name="_GoBack"/>
       <w:bookmarkEnd w:id="0"/>
-    </w:p>
-    <w:p>
-      <w:pPr>
-        <w:pStyle w:val="8"/>
-        <w:keepNext w:val="0"/>
-        <w:keepLines w:val="0"/>
-        <w:widowControl/>
-        <w:suppressLineNumbers w:val="0"/>
-        <w:spacing w:line="240" w:lineRule="auto"/>
-        <w:ind w:left="720"/>
-        <w:rPr>
-          <w:rFonts w:hint="default" w:ascii="Calibri" w:hAnsi="Calibri" w:cs="Calibri"/>
-          <w:i w:val="0"/>
-          <w:iCs w:val="0"/>
-          <w:sz w:val="20"/>
-          <w:szCs w:val="20"/>
-          <w:lang w:val="es-ES"/>
-        </w:rPr>
-      </w:pPr>
-      <w:r>
-        <w:rPr>
-          <w:rFonts w:hint="default" w:ascii="Calibri" w:hAnsi="Calibri" w:cs="Calibri"/>
-          <w:i w:val="0"/>
-          <w:iCs w:val="0"/>
-          <w:sz w:val="22"/>
-          <w:szCs w:val="22"/>
-          <w:lang w:val="es-ES"/>
-        </w:rPr>
-        <w:t xml:space="preserve">Codigo de su vivienda  </w:t>
-      </w:r>
-      <w:r>
-        <w:rPr>
-          <w:rFonts w:hint="default" w:ascii="Calibri" w:hAnsi="Calibri" w:cs="Calibri"/>
-          <w:i w:val="0"/>
-          <w:iCs w:val="0"/>
-          <w:sz w:val="20"/>
-          <w:szCs w:val="20"/>
-          <w:lang w:val="es-ES"/>
-        </w:rPr>
-        <w:t>(Proporcionado por el administrador)</w:t>
-      </w:r>
-    </w:p>
-    <w:p>
-      <w:pPr>
-        <w:pStyle w:val="3"/>
-        <w:keepNext w:val="0"/>
-        <w:keepLines w:val="0"/>
-        <w:widowControl/>
-        <w:suppressLineNumbers w:val="0"/>
-        <w:rPr>
-          <w:rFonts w:hint="default" w:ascii="Calibri" w:hAnsi="Calibri" w:cs="Calibri"/>
-          <w:i w:val="0"/>
-          <w:iCs w:val="0"/>
-        </w:rPr>
-      </w:pPr>
-      <w:r>
-        <w:rPr>
-          <w:rFonts w:hint="default" w:ascii="Calibri" w:hAnsi="Calibri" w:cs="Calibri"/>
-          <w:i w:val="0"/>
-          <w:iCs w:val="0"/>
-        </w:rPr>
-        <w:t>Gestión de datos</w:t>
-      </w:r>
-    </w:p>
-    <w:p>
-      <w:pPr>
-        <w:pStyle w:val="8"/>
-        <w:keepNext w:val="0"/>
-        <w:keepLines w:val="0"/>
-        <w:widowControl/>
-        <w:suppressLineNumbers w:val="0"/>
-        <w:rPr>
-          <w:rFonts w:hint="default" w:ascii="Calibri" w:hAnsi="Calibri" w:cs="Calibri"/>
-          <w:i w:val="0"/>
-          <w:iCs w:val="0"/>
-        </w:rPr>
-      </w:pPr>
-      <w:r>
-        <w:rPr>
-          <w:rFonts w:hint="default" w:ascii="Calibri" w:hAnsi="Calibri" w:cs="Calibri"/>
-          <w:i w:val="0"/>
-          <w:iCs w:val="0"/>
-          <w:lang w:val="es-ES"/>
-        </w:rPr>
-        <w:t>Como usuario l</w:t>
-      </w:r>
-      <w:r>
-        <w:rPr>
-          <w:rFonts w:hint="default" w:ascii="Calibri" w:hAnsi="Calibri" w:cs="Calibri"/>
-          <w:i w:val="0"/>
-          <w:iCs w:val="0"/>
-        </w:rPr>
-        <w:t>a aplicación permite:</w:t>
-      </w:r>
-    </w:p>
-    <w:p>
-      <w:pPr>
-        <w:pStyle w:val="8"/>
-        <w:keepNext w:val="0"/>
-        <w:keepLines w:val="0"/>
-        <w:widowControl/>
-        <w:suppressLineNumbers w:val="0"/>
-        <w:ind w:left="720"/>
-        <w:rPr>
-          <w:rFonts w:hint="default" w:ascii="Calibri" w:hAnsi="Calibri" w:cs="Calibri"/>
-          <w:i w:val="0"/>
-          <w:iCs w:val="0"/>
-          <w:sz w:val="22"/>
-          <w:szCs w:val="22"/>
-          <w:lang w:val="es-ES"/>
-        </w:rPr>
-      </w:pPr>
-      <w:r>
-        <w:rPr>
-          <w:rFonts w:hint="default" w:ascii="Calibri" w:hAnsi="Calibri" w:cs="Calibri"/>
-          <w:i w:val="0"/>
-          <w:iCs w:val="0"/>
-          <w:sz w:val="22"/>
-          <w:szCs w:val="22"/>
-          <w:lang w:val="es-ES"/>
-        </w:rPr>
-        <w:t xml:space="preserve">Consultar y Crear Incidencias </w:t>
-      </w:r>
-    </w:p>
-    <w:p>
-      <w:pPr>
-        <w:pStyle w:val="8"/>
-        <w:keepNext w:val="0"/>
-        <w:keepLines w:val="0"/>
-        <w:widowControl/>
-        <w:suppressLineNumbers w:val="0"/>
-        <w:ind w:left="720"/>
-        <w:rPr>
-          <w:rFonts w:hint="default" w:ascii="Calibri" w:hAnsi="Calibri" w:cs="Calibri"/>
-          <w:i w:val="0"/>
-          <w:iCs w:val="0"/>
-          <w:sz w:val="22"/>
-          <w:szCs w:val="22"/>
-          <w:lang w:val="es-ES"/>
-        </w:rPr>
-      </w:pPr>
-      <w:r>
-        <w:rPr>
-          <w:rFonts w:hint="default" w:ascii="Calibri" w:hAnsi="Calibri" w:cs="Calibri"/>
-          <w:i w:val="0"/>
-          <w:iCs w:val="0"/>
-          <w:sz w:val="22"/>
-          <w:szCs w:val="22"/>
-          <w:lang w:val="es-ES"/>
-        </w:rPr>
-        <w:t>Consultar  y Participar en Votaciones</w:t>
-      </w:r>
-    </w:p>
-    <w:p>
-      <w:pPr>
-        <w:pStyle w:val="8"/>
-        <w:keepNext w:val="0"/>
-        <w:keepLines w:val="0"/>
-        <w:widowControl/>
-        <w:suppressLineNumbers w:val="0"/>
-        <w:ind w:left="720"/>
-        <w:rPr>
-          <w:rFonts w:hint="default" w:ascii="Calibri" w:hAnsi="Calibri" w:cs="Calibri"/>
-          <w:i w:val="0"/>
-          <w:iCs w:val="0"/>
-          <w:sz w:val="22"/>
-          <w:szCs w:val="22"/>
-          <w:lang w:val="es-ES"/>
-        </w:rPr>
-      </w:pPr>
-      <w:r>
-        <w:rPr>
-          <w:rFonts w:hint="default" w:ascii="Calibri" w:hAnsi="Calibri" w:cs="Calibri"/>
-          <w:i w:val="0"/>
-          <w:iCs w:val="0"/>
-          <w:sz w:val="22"/>
-          <w:szCs w:val="22"/>
-          <w:lang w:val="es-ES"/>
-        </w:rPr>
-        <w:t>Consultar Avisos</w:t>
-      </w:r>
-    </w:p>
-    <w:p>
-      <w:pPr>
-        <w:pStyle w:val="8"/>
-        <w:keepNext w:val="0"/>
-        <w:keepLines w:val="0"/>
-        <w:widowControl/>
-        <w:suppressLineNumbers w:val="0"/>
-        <w:ind w:left="720"/>
-        <w:rPr>
-          <w:rFonts w:hint="default" w:ascii="Calibri" w:hAnsi="Calibri" w:cs="Calibri"/>
-          <w:i w:val="0"/>
-          <w:iCs w:val="0"/>
-          <w:sz w:val="22"/>
-          <w:szCs w:val="22"/>
-          <w:lang w:val="es-ES"/>
-        </w:rPr>
-      </w:pPr>
-      <w:r>
-        <w:rPr>
-          <w:rFonts w:hint="default" w:ascii="Calibri" w:hAnsi="Calibri" w:cs="Calibri"/>
-          <w:i w:val="0"/>
-          <w:iCs w:val="0"/>
-          <w:sz w:val="22"/>
-          <w:szCs w:val="22"/>
-          <w:lang w:val="es-ES"/>
-        </w:rPr>
-        <w:t>Consultar el listado de Usuarios</w:t>
-      </w:r>
-    </w:p>
-    <w:p>
-      <w:pPr>
-        <w:pStyle w:val="8"/>
-        <w:keepNext w:val="0"/>
-        <w:keepLines w:val="0"/>
-        <w:widowControl/>
-        <w:suppressLineNumbers w:val="0"/>
-        <w:ind w:left="720"/>
-        <w:rPr>
-          <w:rFonts w:hint="default" w:ascii="Calibri" w:hAnsi="Calibri" w:cs="Calibri"/>
-          <w:i w:val="0"/>
-          <w:iCs w:val="0"/>
-          <w:sz w:val="22"/>
-          <w:szCs w:val="22"/>
-          <w:lang w:val="es-ES"/>
-        </w:rPr>
-      </w:pPr>
-      <w:r>
-        <w:rPr>
-          <w:rFonts w:hint="default" w:ascii="Calibri" w:hAnsi="Calibri" w:cs="Calibri"/>
-          <w:i w:val="0"/>
-          <w:iCs w:val="0"/>
-          <w:sz w:val="22"/>
-          <w:szCs w:val="22"/>
-          <w:lang w:val="es-ES"/>
-        </w:rPr>
-        <w:t>Consultar el listado de Viviendas</w:t>
-      </w:r>
-    </w:p>
-    <w:p>
-      <w:pPr>
-        <w:pStyle w:val="8"/>
-        <w:keepNext w:val="0"/>
-        <w:keepLines w:val="0"/>
-        <w:widowControl/>
-        <w:suppressLineNumbers w:val="0"/>
-        <w:ind w:left="720"/>
-        <w:rPr>
-          <w:rFonts w:hint="default" w:ascii="Calibri" w:hAnsi="Calibri" w:cs="Calibri"/>
-          <w:i w:val="0"/>
-          <w:iCs w:val="0"/>
-          <w:lang w:val="es-ES"/>
-        </w:rPr>
-      </w:pPr>
-    </w:p>
-    <w:p>
-      <w:pPr>
-        <w:pStyle w:val="8"/>
-        <w:keepNext w:val="0"/>
-        <w:keepLines w:val="0"/>
-        <w:widowControl/>
-        <w:suppressLineNumbers w:val="0"/>
-        <w:rPr>
-          <w:rFonts w:hint="default" w:ascii="Calibri" w:hAnsi="Calibri" w:cs="Calibri"/>
-          <w:i w:val="0"/>
-          <w:iCs w:val="0"/>
-          <w:lang w:val="es-ES"/>
-        </w:rPr>
-      </w:pPr>
-    </w:p>
-    <w:p>
-      <w:pPr>
-        <w:pStyle w:val="8"/>
-        <w:keepNext w:val="0"/>
-        <w:keepLines w:val="0"/>
-        <w:widowControl/>
-        <w:suppressLineNumbers w:val="0"/>
-        <w:rPr>
-          <w:rFonts w:hint="default" w:ascii="Calibri" w:hAnsi="Calibri" w:cs="Calibri"/>
-          <w:i w:val="0"/>
-          <w:iCs w:val="0"/>
-          <w:lang w:val="es-ES"/>
-        </w:rPr>
-      </w:pPr>
-      <w:r>
-        <w:rPr>
-          <w:rFonts w:hint="default" w:ascii="Calibri" w:hAnsi="Calibri" w:cs="Calibri"/>
-          <w:i w:val="0"/>
-          <w:iCs w:val="0"/>
-          <w:lang w:val="es-ES"/>
-        </w:rPr>
-        <w:t>Como Administrador la aplicacion añades las funciones de:</w:t>
-      </w:r>
-    </w:p>
-    <w:p>
-      <w:pPr>
-        <w:pStyle w:val="8"/>
-        <w:keepNext w:val="0"/>
-        <w:keepLines w:val="0"/>
-        <w:widowControl/>
-        <w:suppressLineNumbers w:val="0"/>
-        <w:ind w:firstLine="708" w:firstLineChars="0"/>
-        <w:rPr>
-          <w:rFonts w:hint="default" w:ascii="Calibri" w:hAnsi="Calibri" w:cs="Calibri"/>
-          <w:i w:val="0"/>
-          <w:iCs w:val="0"/>
-          <w:sz w:val="22"/>
-          <w:szCs w:val="22"/>
-          <w:lang w:val="es-ES"/>
-        </w:rPr>
-      </w:pPr>
-      <w:r>
-        <w:rPr>
-          <w:rFonts w:hint="default" w:ascii="Calibri" w:hAnsi="Calibri" w:cs="Calibri"/>
-          <w:i w:val="0"/>
-          <w:iCs w:val="0"/>
-          <w:sz w:val="22"/>
-          <w:szCs w:val="22"/>
-          <w:lang w:val="es-ES"/>
-        </w:rPr>
-        <w:t>Eliminar y cambiar el estado de las Incidencias</w:t>
-      </w:r>
-    </w:p>
-    <w:p>
-      <w:pPr>
-        <w:pStyle w:val="8"/>
-        <w:keepNext w:val="0"/>
-        <w:keepLines w:val="0"/>
-        <w:widowControl/>
-        <w:suppressLineNumbers w:val="0"/>
-        <w:ind w:firstLine="708" w:firstLineChars="0"/>
-        <w:rPr>
-          <w:rFonts w:hint="default" w:ascii="Calibri" w:hAnsi="Calibri" w:cs="Calibri"/>
-          <w:i w:val="0"/>
-          <w:iCs w:val="0"/>
-          <w:sz w:val="22"/>
-          <w:szCs w:val="22"/>
-          <w:lang w:val="es-ES"/>
-        </w:rPr>
-      </w:pPr>
-      <w:r>
-        <w:rPr>
-          <w:rFonts w:hint="default" w:ascii="Calibri" w:hAnsi="Calibri" w:cs="Calibri"/>
-          <w:i w:val="0"/>
-          <w:iCs w:val="0"/>
-          <w:sz w:val="22"/>
-          <w:szCs w:val="22"/>
-          <w:lang w:val="es-ES"/>
-        </w:rPr>
-        <w:t>Crear y Eliminar Votaciones</w:t>
-      </w:r>
-    </w:p>
-    <w:p>
-      <w:pPr>
-        <w:pStyle w:val="8"/>
-        <w:keepNext w:val="0"/>
-        <w:keepLines w:val="0"/>
-        <w:widowControl/>
-        <w:suppressLineNumbers w:val="0"/>
-        <w:ind w:firstLine="708" w:firstLineChars="0"/>
-        <w:rPr>
-          <w:rFonts w:hint="default" w:ascii="Calibri" w:hAnsi="Calibri" w:cs="Calibri"/>
-          <w:i w:val="0"/>
-          <w:iCs w:val="0"/>
-          <w:sz w:val="22"/>
-          <w:szCs w:val="22"/>
-          <w:lang w:val="es-ES"/>
-        </w:rPr>
-      </w:pPr>
-      <w:r>
-        <w:rPr>
-          <w:rFonts w:hint="default" w:ascii="Calibri" w:hAnsi="Calibri" w:cs="Calibri"/>
-          <w:i w:val="0"/>
-          <w:iCs w:val="0"/>
-          <w:sz w:val="22"/>
-          <w:szCs w:val="22"/>
-          <w:lang w:val="es-ES"/>
-        </w:rPr>
-        <w:t>Crear Avisos</w:t>
-      </w:r>
-    </w:p>
-    <w:p>
-      <w:pPr>
-        <w:pStyle w:val="8"/>
-        <w:keepNext w:val="0"/>
-        <w:keepLines w:val="0"/>
-        <w:widowControl/>
-        <w:suppressLineNumbers w:val="0"/>
-        <w:ind w:firstLine="708" w:firstLineChars="0"/>
-        <w:rPr>
-          <w:rFonts w:hint="default" w:ascii="Calibri" w:hAnsi="Calibri" w:cs="Calibri"/>
-          <w:i w:val="0"/>
-          <w:iCs w:val="0"/>
-          <w:sz w:val="22"/>
-          <w:szCs w:val="22"/>
-          <w:lang w:val="es-ES"/>
-        </w:rPr>
-      </w:pPr>
-      <w:r>
-        <w:rPr>
-          <w:rFonts w:hint="default" w:ascii="Calibri" w:hAnsi="Calibri" w:cs="Calibri"/>
-          <w:i w:val="0"/>
-          <w:iCs w:val="0"/>
-          <w:sz w:val="22"/>
-          <w:szCs w:val="22"/>
-          <w:lang w:val="es-ES"/>
-        </w:rPr>
-        <w:t>Eliminar y cambiar permisos de Usuarios</w:t>
-      </w:r>
-    </w:p>
-    <w:p>
-      <w:pPr>
-        <w:pStyle w:val="8"/>
-        <w:keepNext w:val="0"/>
-        <w:keepLines w:val="0"/>
-        <w:widowControl/>
-        <w:suppressLineNumbers w:val="0"/>
-        <w:ind w:firstLine="708" w:firstLineChars="0"/>
-        <w:rPr>
-          <w:rFonts w:hint="default" w:ascii="Calibri" w:hAnsi="Calibri" w:cs="Calibri"/>
-          <w:i w:val="0"/>
-          <w:iCs w:val="0"/>
-          <w:sz w:val="22"/>
-          <w:szCs w:val="22"/>
-          <w:lang w:val="es-ES"/>
-        </w:rPr>
-      </w:pPr>
-      <w:r>
-        <w:rPr>
-          <w:rFonts w:hint="default" w:ascii="Calibri" w:hAnsi="Calibri" w:cs="Calibri"/>
-          <w:i w:val="0"/>
-          <w:iCs w:val="0"/>
-          <w:sz w:val="22"/>
-          <w:szCs w:val="22"/>
-          <w:lang w:val="es-ES"/>
-        </w:rPr>
-        <w:t>Crear y eliminar Viviendas</w:t>
-      </w:r>
     </w:p>
     <w:p>
       <w:pPr>
